--- a/examples/本地验收报告/政企部督办报告.docx
+++ b/examples/本地验收报告/政企部督办报告.docx
@@ -12,7 +12,12 @@
     </w:p>
     <w:p>
       <w:r>
-        <w:t>生成时间：2026-10-17T15:08:08+08:00</w:t>
+        <w:t>生成时间：2026-10-17T15:27:04+08:00</w:t>
+      </w:r>
+    </w:p>
+    <w:p>
+      <w:r>
+        <w:t>研判来源提示：包含模拟或未经真实宿主调用核验的结构化研判结果，不代表已验证真实大模型分析。</w:t>
       </w:r>
     </w:p>
     <w:p>
@@ -25,7 +30,7 @@
     </w:p>
     <w:p>
       <w:r>
-        <w:t>当前共有任务2项，已完成0项，在办2项，已取消0项。完成率0.00%，按期完成率无可计算数据。当前逾期1项，高风险0项，受阻1项。</w:t>
+        <w:t>当前共有任务1项，已完成0项，在办1项，已取消0项。完成率0.00%，按期完成率无可计算数据。当前逾期0项，高风险1项，受阻1项。</w:t>
       </w:r>
     </w:p>
     <w:p>
@@ -74,12 +79,7 @@
     </w:p>
     <w:p>
       <w:r>
-        <w:t>【未开始】测试客户走访（责任人：待配置；原截止日期：2026-10-19）：尚无进展反馈。</w:t>
-      </w:r>
-    </w:p>
-    <w:p>
-      <w:r>
-        <w:t>【受阻】测试企业专线交付（责任人：待配置；原截止日期：2026-10-16）：两处资源不足。</w:t>
+        <w:t>【受阻】测试原生政企部交付（责任人：待配置；原截止日期：2026-10-20）：资源不足。</w:t>
       </w:r>
     </w:p>
     <w:p>
@@ -95,17 +95,42 @@
         <w:pStyle w:val="Heading2"/>
       </w:pPr>
       <w:r>
-        <w:t>测试企业专线交付</w:t>
+        <w:t>测试原生政企部交付</w:t>
       </w:r>
     </w:p>
     <w:p>
       <w:r>
-        <w:t>最新进展：两处资源不足；已报告问题：未反馈</w:t>
+        <w:t>最新进展：资源不足；已报告问题：未反馈</w:t>
       </w:r>
     </w:p>
     <w:p>
       <w:r>
-        <w:t>尚未取得宿主AI的有效研判结果，请先执行风险扫描。</w:t>
+        <w:t>记录事实：资源不足</w:t>
+      </w:r>
+    </w:p>
+    <w:p>
+      <w:r>
+        <w:t>待核实可能原因：脚本化模拟：资源依赖待核实</w:t>
+      </w:r>
+    </w:p>
+    <w:p>
+      <w:r>
+        <w:t>可核对依据：资源不足</w:t>
+      </w:r>
+    </w:p>
+    <w:p>
+      <w:r>
+        <w:t>具体措施：脚本化模拟建议：确认交付安排</w:t>
+      </w:r>
+    </w:p>
+    <w:p>
+      <w:r>
+        <w:t>需协调事项：网络部</w:t>
+      </w:r>
+    </w:p>
+    <w:p>
+      <w:r>
+        <w:t>下一阶段跟踪：脚本化模拟：下次反馈</w:t>
       </w:r>
     </w:p>
     <w:p>
@@ -118,12 +143,7 @@
     </w:p>
     <w:p>
       <w:r>
-        <w:t>测试客户走访：协调事项：尚未有效研判；整改建议：尚未有效研判；下阶段重点：核实最新进展与实际阻塞事项。</w:t>
-      </w:r>
-    </w:p>
-    <w:p>
-      <w:r>
-        <w:t>测试企业专线交付：协调事项：尚未有效研判；整改建议：尚未有效研判；下阶段重点：核实最新进展与实际阻塞事项。</w:t>
+        <w:t>测试原生政企部交付：协调事项：网络部；整改建议：脚本化模拟建议：确认交付安排；下阶段重点：脚本化模拟：下次反馈。</w:t>
       </w:r>
     </w:p>
     <w:p>
@@ -131,7 +151,38 @@
         <w:pStyle w:val="Heading1"/>
       </w:pPr>
       <w:r>
-        <w:t>五、协办及统计明细</w:t>
+        <w:t>五、MobileWork智能复盘</w:t>
+      </w:r>
+    </w:p>
+    <w:p>
+      <w:r>
+        <w:t>以下为模拟或未经宿主实际调用核验的复盘内容，不能作为真实模型验收证据。</w:t>
+      </w:r>
+    </w:p>
+    <w:p>
+      <w:pPr>
+        <w:pStyle w:val="Heading2"/>
+      </w:pPr>
+      <w:r>
+        <w:t>主要进展</w:t>
+      </w:r>
+    </w:p>
+    <w:p>
+      <w:r>
+        <w:t>脚本化模拟复盘：测试原生政企部交付；资源不足</w:t>
+      </w:r>
+    </w:p>
+    <w:p>
+      <w:r>
+        <w:t>依据：资源不足</w:t>
+      </w:r>
+    </w:p>
+    <w:p>
+      <w:pPr>
+        <w:pStyle w:val="Heading1"/>
+      </w:pPr>
+      <w:r>
+        <w:t>六、协办及统计明细</w:t>
       </w:r>
     </w:p>
     <w:p>
